--- a/solutions_labs/Lab2/Lab2_genai_validation.docx
+++ b/solutions_labs/Lab2/Lab2_genai_validation.docx
@@ -110,12 +110,226 @@
         <w:t xml:space="preserve">. I left them out of the prompts below to keep the document short. The answers are copied as they were given.</w:t>
       </w:r>
     </w:p>
-    <w:bookmarkStart w:id="20" w:name="prompt-1-review-of-the-bnf"/>
+    <w:bookmarkStart w:id="20" w:name="in-short"/>
     <w:p>
       <w:pPr>
         <w:pStyle w:val="Heading2"/>
       </w:pPr>
       <w:r>
+        <w:t xml:space="preserve">In short</w:t>
+      </w:r>
+    </w:p>
+    <w:tbl>
+      <w:tblPr>
+        <w:tblStyle w:val="Table"/>
+        <w:tblW w:type="pct" w:w="5000"/>
+        <w:tblLook w:firstRow="1" w:lastRow="0" w:firstColumn="0" w:lastColumn="0" w:noHBand="0" w:noVBand="0" w:val="0020"/>
+        <w:jc w:val="start"/>
+      </w:tblPr>
+      <w:tblGrid>
+        <w:gridCol w:w="3960"/>
+        <w:gridCol w:w="3960"/>
+      </w:tblGrid>
+      <w:tr>
+        <w:trPr>
+          <w:tblHeader w:val="true"/>
+        </w:trPr>
+        <w:tc>
+          <w:tcPr/>
+          <w:p>
+            <w:pPr>
+              <w:pStyle w:val="Compact"/>
+              <w:jc w:val="left"/>
+            </w:pPr>
+            <w:r>
+              <w:t xml:space="preserve">What I tried</w:t>
+            </w:r>
+          </w:p>
+        </w:tc>
+        <w:tc>
+          <w:tcPr/>
+          <w:p>
+            <w:pPr>
+              <w:pStyle w:val="Compact"/>
+              <w:jc w:val="left"/>
+            </w:pPr>
+            <w:r>
+              <w:t xml:space="preserve">Result</w:t>
+            </w:r>
+          </w:p>
+        </w:tc>
+      </w:tr>
+      <w:tr>
+        <w:tc>
+          <w:tcPr/>
+          <w:p>
+            <w:pPr>
+              <w:pStyle w:val="Compact"/>
+              <w:jc w:val="left"/>
+            </w:pPr>
+            <w:r>
+              <w:t xml:space="preserve">Script on the Lab 1 grammar (FIRST and FOLLOW sets, LL(1) table, undefined and unreachable rules, left recursion)</w:t>
+            </w:r>
+          </w:p>
+        </w:tc>
+        <w:tc>
+          <w:tcPr/>
+          <w:p>
+            <w:pPr>
+              <w:pStyle w:val="Compact"/>
+              <w:jc w:val="left"/>
+            </w:pPr>
+            <w:r>
+              <w:t xml:space="preserve">46 nonterminals, 0 LL(1) conflicts, 1 undefined rule (</w:t>
+            </w:r>
+            <w:r>
+              <w:rPr>
+                <w:rStyle w:val="VerbatimChar"/>
+              </w:rPr>
+              <w:t xml:space="preserve">&lt;newline&gt;</w:t>
+            </w:r>
+            <w:r>
+              <w:t xml:space="preserve">)</w:t>
+            </w:r>
+          </w:p>
+        </w:tc>
+      </w:tr>
+      <w:tr>
+        <w:tc>
+          <w:tcPr/>
+          <w:p>
+            <w:pPr>
+              <w:pStyle w:val="Compact"/>
+              <w:jc w:val="left"/>
+            </w:pPr>
+            <w:r>
+              <w:t xml:space="preserve">Each claim from the answers, tested with the script before changing anything</w:t>
+            </w:r>
+          </w:p>
+        </w:tc>
+        <w:tc>
+          <w:tcPr/>
+          <w:p>
+            <w:pPr>
+              <w:pStyle w:val="Compact"/>
+              <w:jc w:val="left"/>
+            </w:pPr>
+            <w:r>
+              <w:t xml:space="preserve">3 confirmed and fixed, the others confirmed and left as they are or not adopted, with a reason for each below</w:t>
+            </w:r>
+          </w:p>
+        </w:tc>
+      </w:tr>
+      <w:tr>
+        <w:tc>
+          <w:tcPr/>
+          <w:p>
+            <w:pPr>
+              <w:pStyle w:val="Compact"/>
+              <w:jc w:val="left"/>
+            </w:pPr>
+            <w:r>
+              <w:t xml:space="preserve">Same script on the updated grammar</w:t>
+            </w:r>
+          </w:p>
+        </w:tc>
+        <w:tc>
+          <w:tcPr/>
+          <w:p>
+            <w:pPr>
+              <w:pStyle w:val="Compact"/>
+              <w:jc w:val="left"/>
+            </w:pPr>
+            <w:r>
+              <w:t xml:space="preserve">46 nonterminals, 0 conflicts, no undefined or unreachable rules, no left recursion</w:t>
+            </w:r>
+          </w:p>
+        </w:tc>
+      </w:tr>
+      <w:tr>
+        <w:tc>
+          <w:tcPr/>
+          <w:p>
+            <w:pPr>
+              <w:pStyle w:val="Compact"/>
+              <w:jc w:val="left"/>
+            </w:pPr>
+            <w:r>
+              <w:t xml:space="preserve">Programs and examples</w:t>
+            </w:r>
+          </w:p>
+        </w:tc>
+        <w:tc>
+          <w:tcPr/>
+          <w:p>
+            <w:pPr>
+              <w:pStyle w:val="Compact"/>
+              <w:jc w:val="left"/>
+            </w:pPr>
+            <w:r>
+              <w:t xml:space="preserve">Both programs parse, and so do the 7 code examples from the Lab 1 use case</w:t>
+            </w:r>
+          </w:p>
+        </w:tc>
+      </w:tr>
+      <w:tr>
+        <w:tc>
+          <w:tcPr/>
+          <w:p>
+            <w:pPr>
+              <w:pStyle w:val="Compact"/>
+              <w:jc w:val="left"/>
+            </w:pPr>
+            <w:r>
+              <w:t xml:space="preserve">Invalid programs</w:t>
+            </w:r>
+          </w:p>
+        </w:tc>
+        <w:tc>
+          <w:tcPr/>
+          <w:p>
+            <w:pPr>
+              <w:pStyle w:val="Compact"/>
+              <w:jc w:val="left"/>
+            </w:pPr>
+            <w:r>
+              <w:t xml:space="preserve">17 rejected (7 small ones and 10 broken copies of the two programs). 3 cases that failed on the old grammar now parse: a string with</w:t>
+            </w:r>
+            <w:r>
+              <w:t xml:space="preserve"> </w:t>
+            </w:r>
+            <w:r>
+              <w:rPr>
+                <w:rStyle w:val="VerbatimChar"/>
+              </w:rPr>
+              <w:t xml:space="preserve">=</w:t>
+            </w:r>
+            <w:r>
+              <w:t xml:space="preserve">, a comment with</w:t>
+            </w:r>
+            <w:r>
+              <w:t xml:space="preserve"> </w:t>
+            </w:r>
+            <w:r>
+              <w:rPr>
+                <w:rStyle w:val="VerbatimChar"/>
+              </w:rPr>
+              <w:t xml:space="preserve">|</w:t>
+            </w:r>
+            <w:r>
+              <w:t xml:space="preserve">, a comment on the last line.</w:t>
+            </w:r>
+          </w:p>
+        </w:tc>
+      </w:tr>
+    </w:tbl>
+    <w:bookmarkEnd w:id="20"/>
+    <w:bookmarkStart w:id="21" w:name="prompt-1-review-of-the-bnf"/>
+    <w:p>
+      <w:pPr>
+        <w:pStyle w:val="Heading2"/>
+      </w:pPr>
+      <w:r>
         <w:t xml:space="preserve">Prompt 1: review of the BNF</w:t>
       </w:r>
     </w:p>
@@ -752,8 +966,8 @@
         <w:t xml:space="preserve">and so on) have no token definitions. Only the literals in the syntax rules exist.</w:t>
       </w:r>
     </w:p>
-    <w:bookmarkEnd w:id="20"/>
-    <w:bookmarkStart w:id="21" w:name="prompt-2-the-two-programs"/>
+    <w:bookmarkEnd w:id="21"/>
+    <w:bookmarkStart w:id="22" w:name="prompt-2-the-two-programs"/>
     <w:p>
       <w:pPr>
         <w:pStyle w:val="Heading2"/>
@@ -1396,8 +1610,8 @@
         <w:t xml:space="preserve">are not declared anywhere. The grammar treats them as ordinary identifiers, so they need a semantic definition.</w:t>
       </w:r>
     </w:p>
-    <w:bookmarkEnd w:id="21"/>
-    <w:bookmarkStart w:id="22" w:name="Xb85e43791755f4c96bc6f1b4bf95ebc9ef67e70"/>
+    <w:bookmarkEnd w:id="22"/>
+    <w:bookmarkStart w:id="23" w:name="Xb85e43791755f4c96bc6f1b4bf95ebc9ef67e70"/>
     <w:p>
       <w:pPr>
         <w:pStyle w:val="Heading2"/>
@@ -1601,8 +1815,8 @@
         <w:t xml:space="preserve">is accepted. Rules: octet and prefix. They allow 0 to 999 and 0 to 99, so invalid addresses and prefixes parse.</w:t>
       </w:r>
     </w:p>
-    <w:bookmarkEnd w:id="22"/>
-    <w:bookmarkStart w:id="23" w:name="prompt-4-concrete-changes"/>
+    <w:bookmarkEnd w:id="23"/>
+    <w:bookmarkStart w:id="24" w:name="prompt-4-concrete-changes"/>
     <w:p>
       <w:pPr>
         <w:pStyle w:val="Heading2"/>
@@ -2350,8 +2564,8 @@
         <w:t xml:space="preserve">Non-associative comparison: intentional.</w:t>
       </w:r>
     </w:p>
-    <w:bookmarkEnd w:id="23"/>
-    <w:bookmarkStart w:id="24" w:name="what-i-checked"/>
+    <w:bookmarkEnd w:id="24"/>
+    <w:bookmarkStart w:id="25" w:name="what-i-checked"/>
     <w:p>
       <w:pPr>
         <w:pStyle w:val="Heading2"/>
@@ -2797,8 +3011,8 @@
         <w:t xml:space="preserve">. See above.</w:t>
       </w:r>
     </w:p>
-    <w:bookmarkEnd w:id="24"/>
-    <w:bookmarkStart w:id="25" w:name="changes-to-the-grammar"/>
+    <w:bookmarkEnd w:id="25"/>
+    <w:bookmarkStart w:id="26" w:name="changes-to-the-grammar"/>
     <w:p>
       <w:pPr>
         <w:pStyle w:val="Heading2"/>
@@ -3032,8 +3246,8 @@
         <w:t xml:space="preserve">The comment rule now uses the same characters as strings, plus the double quote and the tab, so the two lists cannot drift apart. The backslash and the backtick are not allowed in either one, because strings have no escape sequences.</w:t>
       </w:r>
     </w:p>
-    <w:bookmarkEnd w:id="25"/>
-    <w:bookmarkStart w:id="26" w:name="after-the-change"/>
+    <w:bookmarkEnd w:id="26"/>
+    <w:bookmarkStart w:id="27" w:name="after-the-change"/>
     <w:p>
       <w:pPr>
         <w:pStyle w:val="Heading2"/>
@@ -3239,7 +3453,7 @@
         <w:t xml:space="preserve">works.</w:t>
       </w:r>
     </w:p>
-    <w:bookmarkEnd w:id="26"/>
+    <w:bookmarkEnd w:id="27"/>
     <w:sectPr/>
   </w:body>
 </w:document>
